--- a/example_articles/states/North Carolina/3.states_North Carolina_New_York_Times.docx
+++ b/example_articles/states/North Carolina/3.states_North Carolina_New_York_Times.docx
@@ -27,17 +27,17 @@
     </w:p>
     <w:p>
       <w:r>
-        <w:t>Source File: NYT/36.DOCX</w:t>
+        <w:t>Source file: NYT/36.DOCX</w:t>
       </w:r>
     </w:p>
     <w:p>
       <w:r>
-        <w:t>Raw locations result: ['North Carolina']</w:t>
+        <w:t>Raw locations result, 'locations': ['North Carolina']</w:t>
       </w:r>
     </w:p>
     <w:p>
       <w:r>
-        <w:t>states_stand_flat (Standardized): North Carolina</w:t>
+        <w:t>Standardized locations result, 'states_stand_flat': North Carolina</w:t>
       </w:r>
     </w:p>
     <w:p>

--- a/example_articles/states/North Carolina/3.states_North Carolina_New_York_Times.docx
+++ b/example_articles/states/North Carolina/3.states_North Carolina_New_York_Times.docx
@@ -7,7 +7,7 @@
         <w:pStyle w:val="Heading1"/>
       </w:pPr>
       <w:r>
-        <w:t>G.O.P. Sees Rare Opportunity in a State Senate Race</w:t>
+        <w:t>Antipoverty Tax Program Offers Relief, Though Often Temporary</w:t>
       </w:r>
     </w:p>
     <w:p>
@@ -17,12 +17,12 @@
     </w:p>
     <w:p>
       <w:r>
-        <w:t>Date: 2006-02-25</w:t>
+        <w:t>Date: 2012-04-17</w:t>
       </w:r>
     </w:p>
     <w:p>
       <w:r>
-        <w:t>Section: Section B; Column 1; Metropolitan Desk; Pg. 5</w:t>
+        <w:t>Section: Section A; Column 0; National Desk; Pg. 10</w:t>
       </w:r>
     </w:p>
     <w:p>
@@ -49,54 +49,55 @@
     </w:p>
     <w:p>
       <w:r>
-        <w:t>Since its creation in 1990, the State Senate district encompassing much of Buffalo and all of Niagara Falls has been so firmly Democratic that Republicans have all but ceded the seat in every election.</w:t>
+        <w:t>DURHAM, N.C. -- Karen Spain spent several long months before receiving her tax refund this year in a state of suspended panic. The rent was three months late. Her car's brakes were shot. And she could no longer afford to pay her electricity bill.</w:t>
         <w:br/>
-        <w:t xml:space="preserve">  But now, Republicans in New York think they have a fighting chance of picking up a seat that would help them secure their tenuous hold on the State Senate.</w:t>
+        <w:t>So when the refund finally arrived -- a $7,200 cash infusion that was about a third of what she earned all last year as an assistant manager at an auto parts store -- it brought a certain measure of relief, both financial and psychological. That did not last long.</w:t>
         <w:br/>
-        <w:t>The seat became available when Byron W. Brown, a Democrat who had represented the 60th District since 2001, was sworn in as Buffalo's mayor on Jan. 1. The vacancy set up a special election, scheduled for Tuesday.</w:t>
+        <w:t>''Did we celebrate?'' said Ms. Spain, a 49-year-old mother of two. ''No. We maintain, that's all we do. We are just trying to keep our heads above water.''</w:t>
         <w:br/>
-        <w:t xml:space="preserve">  The Democratic candidate, Marc A. Coppola, a member of the Buffalo Common Council, is hoping to keep the seat in his party's hands, which would mean Democrats would need to pick up only five seats in November to become the majority party in the State Senate.</w:t>
+        <w:t>It is tax time, the season when the country's largest antipoverty program, the earned income tax credit, plows billions of dollars into mailboxes and bank accounts of low-income working Americans like Ms. Spain. It is the most important financial moment of the year for many people in the bottom half of the wage bracket, a time to pay off old bills, make car repairs, buy children clothes and maybe make a big purchase like a refrigerator or a TV.</w:t>
         <w:br/>
-        <w:t xml:space="preserve">  But an upset by the Republican, Christopher L. Jacobs, would increase his party's advantage in the Senate to 36 to 26.</w:t>
+        <w:t>As incomes among the country's lowest wage earners continue to stagnate, the credit has played a critical role in smoothing the hard edges of an unforgiving labor market for the country's most vulnerable workers and helping stem the tide of income inequality that has been rising among Americans in recent decades.</w:t>
         <w:br/>
-        <w:t xml:space="preserve">  And even though there are four registered Democrats for each Republican in the district, and Mr. Brown won with 77 percent of the vote in 2002, Republicans are hopeful.</w:t>
+        <w:t>Nearly one in five filers now receive the credit -- about 28 million returns in the 2010 tax year, the most recent year figures are available -- representing the highest percentage since the program began in the 1970s, according to the Brookings Institution.</w:t>
         <w:br/>
-        <w:t xml:space="preserve">  ''We've never had a competitive Republican candidate before,'' State Senator George D. Maziarz, who represents the neighboring 62nd District, said on Thursday. ''Chris has name recognition, he's got money and he's got a platform.''</w:t>
+        <w:t>The effect has been significant. The Center on Budget and Policy Priorities, a research group based in Washington, estimates the credit lifted about six million Americans out of poverty last year.</w:t>
         <w:br/>
-        <w:t xml:space="preserve">  As a lawyer and developer whose uncle, Jeremy M. Jacobs, owns the food-service giant Delaware North Companies and the Boston Bruins hockey team, Christopher Jacobs holds an edge over previous challengers, in that he has money.</w:t>
+        <w:t>''We find clear evidence that the E.I.T.C. has significantly reduced poverty rates and income inequality,'' said Raj Chetty, an economist at Harvard who has studied the subsidy's effect across cities. ''The program is pulling up the lower end of the income distribution.''</w:t>
         <w:br/>
-        <w:t xml:space="preserve">  Mr. Jacobs, a member of Buffalo's school board, said he expected to spend about $80,000 on the four-week campaign, compared to about $50,000 by Mr. Coppola.</w:t>
+        <w:t>The credit also seems to have an important psychological side effect: It makes people feel middle class.</w:t>
         <w:br/>
-        <w:t xml:space="preserve">  ''My family's been very supportive and I'll be personally invested,'' said Mr. Jacobs, whose father, Dr. Lawrence D. Jacobs, was a prominent researcher in the treatment of multiple sclerosis before his death in 2001.</w:t>
+        <w:t>''You get this feeling of, 'Hey, I'm like them now,' '' said Wesley Rouse, 27, a property manager in Durham.</w:t>
         <w:br/>
-        <w:t xml:space="preserve">  ''As a businessman,'' Mr. Jacobs continued, ''I believe that if you're going to market something, you have to have an investment in it.''</w:t>
+        <w:t>But the boost is often temporary. Many people who receive the credit fall back into poverty over the course of the year, caught in the same cycle of low-wage work and reliance on credit that put them there in the first place.</w:t>
         <w:br/>
-        <w:t xml:space="preserve">  As evidence that Mr. Jacobs's bid is a priority for the Republicans, the state party and both the Erie and Niagara County Republican committees each financed separate glossy, full-color mailings, something they have not done for previous candidates, Mr. Maziarz said.</w:t>
+        <w:t>One problem is the form the credit takes. The refund can pay as much as 40 percent of a family's annual income at once, a windfall that many experts are now arguing should be changed by paying the refund in installments over the year.</w:t>
         <w:br/>
-        <w:t xml:space="preserve">  In a sign that Democrats are not taking a victory for granted, Mr. Coppola has highlighted Mr. Jacobs's relative affluence in appealing to voters in the heavily urban district.</w:t>
+        <w:t>''It's feast or famine,'' said Mae Watson Grote, director of the Financial Clinic, a New York-based group that teaches financial planning to low-income New Yorkers. ''It's very hard to manage when it's a windfall.''</w:t>
         <w:br/>
-        <w:t xml:space="preserve">  ''Whenever you want to be the voice of a large number of people, you should have some empathy with their backgrounds and their life situations,'' said Mr. Coppola, who is the youngest of four sons raised by his mother after his parents divorced.</w:t>
+        <w:t>That cycle has the natural force of a tide at National Pawn, a shop in a working-class area of north Raleigh.</w:t>
         <w:br/>
-        <w:t xml:space="preserve">  ''I think a vast majority of people in this district are working class. I think my background and experiences would serve best to represent them.''</w:t>
+        <w:t>''We're all cleaned out,'' said Sundeep Joshi, the store's manager, waving his hand toward empty shelves, reflecting a whirlwind of recent purchases. But people will start to bring things back to sell as their budgets get squeezed, he said. By July, the back room is usually packed with pawned items. ''That's the story every year,'' he said.</w:t>
         <w:br/>
-        <w:t xml:space="preserve">  Mr. Jacobs countered by pointing to his creation of a scholarship fund to help inner-city children attend private schools, as well as his election to the school board.</w:t>
+        <w:t>Kathryn Edin, a professor of public policy at Harvard whose coming book, ''It's Not Like I'm Poor: How Working Families Make Ends Meet in a Post-Welfare World,'' finds that recipients spent the subsidy overwhelmingly on bills and current expenses. Less than 10 percent of the money paid out was saved, she found. ''The E.I.T.C. is one of the best social policies we've ever devised, but it does not solve the fundamental problem that you still can't live on your wages,'' she said.</w:t>
         <w:br/>
-        <w:t xml:space="preserve">  ''I think I've shown a true commitment to trying to help those less fortunate,'' he said. ''I'm not going to get drawn into a class debate with Marc. I think it's a diversion from the real issues we need to talk about.''</w:t>
+        <w:t>For Ms. Spain, the subsidy was a lifeline. Together with other tax credits, it pushed her family income up to about $27,000, above the federal poverty threshold of $22,800 for a family of four in 2011. (Her husband, an unemployed cook, did not earn much income.)</w:t>
         <w:br/>
-        <w:t xml:space="preserve">  One of Mr. Coppola's challenges has been to smooth over a rift in his own party.</w:t>
+        <w:t>But the money went fast. Rent ate up a third. Then came brakes and a new bumper for her 1998 Honda Civic. She paid the overdue electricity bill, reactivated her car insurance and bought some new clothes for her two girls, ages 8 and 9.</w:t>
         <w:br/>
-        <w:t xml:space="preserve">  In selecting him as the candidate in next week's election, Democratic committees in Erie and Niagara Counties bypassed Antoine M. Thompson, a black member of the Buffalo Common Council who had Mr. Brown's backing.</w:t>
+        <w:t>''You get these large sums, but you have to repair things, and pay back rent, and you owe on all your bills,'' Ms. Spain said. ''I'm not at the point where I can put $500 aside and just let it sit there and grow.''</w:t>
         <w:br/>
-        <w:t xml:space="preserve">  Mr. Thompson immediately announced that he would force a September primary for the party's nomination, regardless of the special election's outcome, while several leaders in the black community promised to boycott next week's balloting in protest.</w:t>
+        <w:t>That economic vulnerability has spawned an industry of lenders who hawk short-term loans at exorbitant rates to tide people over until tax time, said Peter Skillern, executive director of Reinvestment Partners, a nonprofit organization in Durham that helps low-income families file their taxes. The practice, known as ''refund anticipation lending,'' was effectively banned by federal regulators this month, but low-income filers still face an abundance of rip-off schemes and high tax preparation fees, he said.</w:t>
         <w:br/>
-        <w:t xml:space="preserve">  Mr. Coppola said he was not worried that Mr. Thompson's candidacy would force a divisive Democratic primary that could strengthen the Republican position in November's general election.</w:t>
+        <w:t>''It's 'What can I get today versus what's coming tomorrow,' '' said Brenda Dozier, a payroll specialist who said her sister has relied on refund anticipation loans. ''I tell people, 'You made it this far, just hold on.' ''</w:t>
         <w:br/>
-        <w:t xml:space="preserve">  ''Though I've seen Antoine out there, I don't expect any less -- he's a hard campaigner,'' Mr. Coppola said. ''It's the process, it's democracy in action. If I can establish myself as someone who works hard and does a good job, I'll get re-elected.''</w:t>
+        <w:t>Ms. Spain said she paid a company $550 to do her taxes last year so she could get them -- and the refund -- back fast, an expenditure she now regrets.</w:t>
         <w:br/>
-        <w:t xml:space="preserve">  Mr. Jacobs said that as a Republican, he can do more for the district, which has been hit hard by the exodus of its historic industrial base over the past several decades.</w:t>
+        <w:t>The credit may not permanently change people's circumstances, but researchers are finding evidence that many who receive it do not do so for very long. One recent study found that 60 percent of those who got the benefit stopped claiming it after two years. That is because people's finances tend to be fluid, moving them in and out of the program, said John Horowitz, an economist at Ball State University in Indiana, one of the authors of the study, which examined tax records from 1989 to 2006. One in two American families with children received the credit at least once during that period, he said.</w:t>
         <w:br/>
-        <w:t xml:space="preserve">  ''I believe as a member of the majority, I can make a difference,'' Mr. Jacobs said.</w:t>
+        <w:t>Ms. Spain yearns for a time when she will no longer be eligible for the credit because she is earning more money. She remembers wistfully her former job at Nortel that paid $85,000 a year and the feeling of going to a restaurant or a movie without worrying about her budget.</w:t>
         <w:br/>
+        <w:t>''Someday we'll wait and file in April,'' she said. ''And if we need money before then, we'll just go to the bank.''</w:t>
         <w:br/>
         <w:br/>
         <w:t>http://www.nytimes.com</w:t>
@@ -107,9 +108,9 @@
         <w:br/>
         <w:t xml:space="preserve"> </w:t>
         <w:br/>
-        <w:t>Photos: Marc A. Coppola, of the Buffalo Common Council, wants to keep the State Senate seat in Democratic hands.</w:t>
+        <w:t>PHOTOS: Karen Spain, with her daughter Karyn, 8, received a $7,200 refund under the earned income tax credit program and used much of it to pay bills. (A10)</w:t>
         <w:br/>
-        <w:t xml:space="preserve"> Christopher L. Jacobs, a school board member in Buffalo, is hoping for a Republican upset on Tuesday. (Photographs by Mike Groll for The New York Times)</w:t>
+        <w:t xml:space="preserve"> Sundeep Joshi, second from right, is the manager of National Pawn in north Durham. (PHOTOGRAPHS BY TRAVIS DOVE FOR THE NEW YORK TIMES) (A15)</w:t>
       </w:r>
     </w:p>
     <w:sectPr>

--- a/example_articles/states/North Carolina/3.states_North Carolina_New_York_Times.docx
+++ b/example_articles/states/North Carolina/3.states_North Carolina_New_York_Times.docx
@@ -7,7 +7,7 @@
         <w:pStyle w:val="Heading1"/>
       </w:pPr>
       <w:r>
-        <w:t>Antipoverty Tax Program Offers Relief, Though Often Temporary</w:t>
+        <w:t>North Carolina Ends Fight Over Voting Rules</w:t>
       </w:r>
     </w:p>
     <w:p>
@@ -17,17 +17,17 @@
     </w:p>
     <w:p>
       <w:r>
-        <w:t>Date: 2012-04-17</w:t>
+        <w:t>Date: 2016-09-10</w:t>
       </w:r>
     </w:p>
     <w:p>
       <w:r>
-        <w:t>Section: Section A; Column 0; National Desk; Pg. 10</w:t>
+        <w:t>Section: Section A; Column 0; National Desk; Pg. 9</w:t>
       </w:r>
     </w:p>
     <w:p>
       <w:r>
-        <w:t>Source file: NYT/36.DOCX</w:t>
+        <w:t>Source file: NYT/22.DOCX</w:t>
       </w:r>
     </w:p>
     <w:p>
@@ -49,58 +49,42 @@
     </w:p>
     <w:p>
       <w:r>
-        <w:t>DURHAM, N.C. -- Karen Spain spent several long months before receiving her tax refund this year in a state of suspended panic. The rent was three months late. Her car's brakes were shot. And she could no longer afford to pay her electricity bill.</w:t>
+        <w:t>North Carolina's state elections board settled a deeply partisan battle over this fall's election rules on Thursday, largely rejecting a Republican-led effort to write local voting guidelines that would limit Democratic turnout in a political battleground state.</w:t>
         <w:br/>
-        <w:t>So when the refund finally arrived -- a $7,200 cash infusion that was about a third of what she earned all last year as an assistant manager at an auto parts store -- it brought a certain measure of relief, both financial and psychological. That did not last long.</w:t>
+        <w:t xml:space="preserve">The board's decisions could influence the course of voting in a state where races for governor and United States senator are close, and where the two major presidential candidates are said to be dead even. </w:t>
         <w:br/>
-        <w:t>''Did we celebrate?'' said Ms. Spain, a 49-year-old mother of two. ''No. We maintain, that's all we do. We are just trying to keep our heads above water.''</w:t>
+        <w:t xml:space="preserve">  After meeting for more than 11 hours, the Republican-controlled board imposed new election plans that expanded voting hours or added polling places -- or sometimes both -- in 33 of the state's 100 counties. In the vast bulk of the counties, the sole Democratic member on the three-person election board was contesting voting rules that the Republican majority had approved.</w:t>
         <w:br/>
-        <w:t>It is tax time, the season when the country's largest antipoverty program, the earned income tax credit, plows billions of dollars into mailboxes and bank accounts of low-income working Americans like Ms. Spain. It is the most important financial moment of the year for many people in the bottom half of the wage bracket, a time to pay off old bills, make car repairs, buy children clothes and maybe make a big purchase like a refrigerator or a TV.</w:t>
+        <w:t xml:space="preserve">  The expansion of sites and hours was not uniform. In seven counties, the board approved on party-line votes more restrictive voting plans that local Republicans had devised over Democratic objections.</w:t>
         <w:br/>
-        <w:t>As incomes among the country's lowest wage earners continue to stagnate, the credit has played a critical role in smoothing the hard edges of an unforgiving labor market for the country's most vulnerable workers and helping stem the tide of income inequality that has been rising among Americans in recent decades.</w:t>
+        <w:t xml:space="preserve">  The state board's actions were among a spate of decisions this week affecting voters in the general election. In Washington, a federal appeals court overruled a lower court on Friday, blocking Kansas, Georgia and Alabama from demanding proof of citizenship from residents registering to vote in federal elections. The ruling lifts the citizenship requirement until the ongoing lawsuit over it is decided.</w:t>
         <w:br/>
-        <w:t>Nearly one in five filers now receive the credit -- about 28 million returns in the 2010 tax year, the most recent year figures are available -- representing the highest percentage since the program began in the 1970s, according to the Brookings Institution.</w:t>
+        <w:t xml:space="preserve">  Also on Friday, a host of Democratic organizations said they had secured an agreement from Maricopa County, Ariz., to change policies that caused hourslong waits to cast ballots at metropolitan Phoenix polling places during March's presidential primary. The groups, including Hillary Clinton's presidential campaign, had claimed in a lawsuit in April that county election practices disenfranchised voters, especially minorities.</w:t>
         <w:br/>
-        <w:t>The effect has been significant. The Center on Budget and Policy Priorities, a research group based in Washington, estimates the credit lifted about six million Americans out of poverty last year.</w:t>
+        <w:t xml:space="preserve">  In North Carolina, voting-rights advocates generally praised the state election board's work, although some said the expanded voting plans still fell short of what was needed.</w:t>
         <w:br/>
-        <w:t>''We find clear evidence that the E.I.T.C. has significantly reduced poverty rates and income inequality,'' said Raj Chetty, an economist at Harvard who has studied the subsidy's effect across cities. ''The program is pulling up the lower end of the income distribution.''</w:t>
+        <w:t xml:space="preserve">  ''Over all, it was pretty good,'' said Bob Hall, the executive director of the advocacy group Democracy North Carolina. But he noted that it would take much longer for voters to complete their ballots this fall because the state has abolished straight-ticket voting -- one aspect the United States Court of Appeals for the Fourth Circuit did not rule on in July when it struck down much of North Carolina's 2013 election law.</w:t>
         <w:br/>
-        <w:t>The credit also seems to have an important psychological side effect: It makes people feel middle class.</w:t>
+        <w:t xml:space="preserve">  By law, the state board writes new election rules whenever a county board's members cannot agree. North Carolina's 67 other county boards unanimously approved their election guidelines.</w:t>
         <w:br/>
-        <w:t>''You get this feeling of, 'Hey, I'm like them now,' '' said Wesley Rouse, 27, a property manager in Durham.</w:t>
+        <w:t xml:space="preserve">  Thursday's election decisions appeared to end a partisan struggle to shape the election that began in early August, days after the appeals court ruling.</w:t>
         <w:br/>
-        <w:t>But the boost is often temporary. Many people who receive the credit fall back into poverty over the course of the year, caught in the same cycle of low-wage work and reliance on credit that put them there in the first place.</w:t>
+        <w:t xml:space="preserve">  A three-judge panel said the law, which imposed a photo ID requirement and curbed early-voting hours, had targeted mostly Democratic African-American voters ''with almost surgical precision.'' Among other changes, the ruling ordered election boards to restore seven days the law had cut from the state's 17-day early-voting period, which was popular with black voters.</w:t>
         <w:br/>
-        <w:t>One problem is the form the credit takes. The refund can pay as much as 40 percent of a family's annual income at once, a windfall that many experts are now arguing should be changed by paying the refund in installments over the year.</w:t>
+        <w:t xml:space="preserve">  As local election boards began rewriting their election plans to carry out the appeals court ruling, Republican leaders privately urged them in emails to limit voting hours and polling places in areas of heavy Democratic turnout.</w:t>
         <w:br/>
-        <w:t>''It's feast or famine,'' said Mae Watson Grote, director of the Financial Clinic, a New York-based group that teaches financial planning to low-income New Yorkers. ''It's very hard to manage when it's a windfall.''</w:t>
+        <w:t xml:space="preserve">  ''We will never discourage anyone from voting,'' read one email from Garry Terry, a Republican congressional district chairman. But ''left unchecked,'' he added, Democrats ''would have early-voting sites at every large gathering place for Democrats.''</w:t>
         <w:br/>
-        <w:t>That cycle has the natural force of a tide at National Pawn, a shop in a working-class area of north Raleigh.</w:t>
+        <w:t xml:space="preserve">  Mr. Terry's email, uncovered this month by The Raleigh News &amp; Observer, suggested that election boards limit the extra week of early voting to a single polling place that would be open only during business hours, when working-class Democrats would find it difficult to break away from their jobs.</w:t>
         <w:br/>
-        <w:t>''We're all cleaned out,'' said Sundeep Joshi, the store's manager, waving his hand toward empty shelves, reflecting a whirlwind of recent purchases. But people will start to bring things back to sell as their budgets get squeezed, he said. By July, the back room is usually packed with pawned items. ''That's the story every year,'' he said.</w:t>
+        <w:t xml:space="preserve">  Among plans that did precisely that, and which the state elections board rejected, were ones in North Carolina's second-most populous county -- Wake County, which includes the capital, Raleigh -- and in rural Lenoir County, which is heavily Democratic and has a large African-American population. Critics had called the Republican plan there one of the most restrictive of the 33.</w:t>
         <w:br/>
-        <w:t>Kathryn Edin, a professor of public policy at Harvard whose coming book, ''It's Not Like I'm Poor: How Working Families Make Ends Meet in a Post-Welfare World,'' finds that recipients spent the subsidy overwhelmingly on bills and current expenses. Less than 10 percent of the money paid out was saved, she found. ''The E.I.T.C. is one of the best social policies we've ever devised, but it does not solve the fundamental problem that you still can't live on your wages,'' she said.</w:t>
+        <w:t xml:space="preserve">  The board also restored Sunday early-voting hours in a number of counties where boards' Republican majorities had removed them, or a Republican board member had protested their inclusion. In many states that allow early voting, churches regularly ferry busloads of African-American voters to the polls after Sunday services.</w:t>
         <w:br/>
-        <w:t>For Ms. Spain, the subsidy was a lifeline. Together with other tax credits, it pushed her family income up to about $27,000, above the federal poverty threshold of $22,800 for a family of four in 2011. (Her husband, an unemployed cook, did not earn much income.)</w:t>
-        <w:br/>
-        <w:t>But the money went fast. Rent ate up a third. Then came brakes and a new bumper for her 1998 Honda Civic. She paid the overdue electricity bill, reactivated her car insurance and bought some new clothes for her two girls, ages 8 and 9.</w:t>
-        <w:br/>
-        <w:t>''You get these large sums, but you have to repair things, and pay back rent, and you owe on all your bills,'' Ms. Spain said. ''I'm not at the point where I can put $500 aside and just let it sit there and grow.''</w:t>
-        <w:br/>
-        <w:t>That economic vulnerability has spawned an industry of lenders who hawk short-term loans at exorbitant rates to tide people over until tax time, said Peter Skillern, executive director of Reinvestment Partners, a nonprofit organization in Durham that helps low-income families file their taxes. The practice, known as ''refund anticipation lending,'' was effectively banned by federal regulators this month, but low-income filers still face an abundance of rip-off schemes and high tax preparation fees, he said.</w:t>
-        <w:br/>
-        <w:t>''It's 'What can I get today versus what's coming tomorrow,' '' said Brenda Dozier, a payroll specialist who said her sister has relied on refund anticipation loans. ''I tell people, 'You made it this far, just hold on.' ''</w:t>
-        <w:br/>
-        <w:t>Ms. Spain said she paid a company $550 to do her taxes last year so she could get them -- and the refund -- back fast, an expenditure she now regrets.</w:t>
-        <w:br/>
-        <w:t>The credit may not permanently change people's circumstances, but researchers are finding evidence that many who receive it do not do so for very long. One recent study found that 60 percent of those who got the benefit stopped claiming it after two years. That is because people's finances tend to be fluid, moving them in and out of the program, said John Horowitz, an economist at Ball State University in Indiana, one of the authors of the study, which examined tax records from 1989 to 2006. One in two American families with children received the credit at least once during that period, he said.</w:t>
-        <w:br/>
-        <w:t>Ms. Spain yearns for a time when she will no longer be eligible for the credit because she is earning more money. She remembers wistfully her former job at Nortel that paid $85,000 a year and the feeling of going to a restaurant or a movie without worrying about her budget.</w:t>
-        <w:br/>
-        <w:t>''Someday we'll wait and file in April,'' she said. ''And if we need money before then, we'll just go to the bank.''</w:t>
+        <w:t xml:space="preserve">  Twenty-two counties will have at least a half day of Sunday voting, one more than during the 2012 presidential election.</w:t>
         <w:br/>
         <w:br/>
-        <w:t>http://www.nytimes.com</w:t>
+        <w:t>http://www.nytimes.com/2016/09/10/us/north-carolina-elections-voting-guidelines.html</w:t>
         <w:br/>
         <w:br/>
         <w:t>Graphic</w:t>
@@ -108,9 +92,7 @@
         <w:br/>
         <w:t xml:space="preserve"> </w:t>
         <w:br/>
-        <w:t>PHOTOS: Karen Spain, with her daughter Karyn, 8, received a $7,200 refund under the earned income tax credit program and used much of it to pay bills. (A10)</w:t>
-        <w:br/>
-        <w:t xml:space="preserve"> Sundeep Joshi, second from right, is the manager of National Pawn in north Durham. (PHOTOGRAPHS BY TRAVIS DOVE FOR THE NEW YORK TIMES) (A15)</w:t>
+        <w:t>PHOTO: North Carolina's state elections board expanded voting hours, or increased the number of polling places, in 33 of the state's 100 counties. (PHOTOGRAPH BY GEORGE ETHEREDGE FOR THE NEW YORK TIMES)</w:t>
       </w:r>
     </w:p>
     <w:sectPr>

--- a/example_articles/states/North Carolina/3.states_North Carolina_New_York_Times.docx
+++ b/example_articles/states/North Carolina/3.states_North Carolina_New_York_Times.docx
@@ -7,7 +7,7 @@
         <w:pStyle w:val="Heading1"/>
       </w:pPr>
       <w:r>
-        <w:t>North Carolina Ends Fight Over Voting Rules</w:t>
+        <w:t>Edwards Acquitted on One Count; Mistrial on 5 Others</w:t>
       </w:r>
     </w:p>
     <w:p>
@@ -17,17 +17,17 @@
     </w:p>
     <w:p>
       <w:r>
-        <w:t>Date: 2016-09-10</w:t>
+        <w:t>Date: 2012-06-01</w:t>
       </w:r>
     </w:p>
     <w:p>
       <w:r>
-        <w:t>Section: Section A; Column 0; National Desk; Pg. 9</w:t>
+        <w:t>Section: Section A; Column 0; National Desk; Pg. 1</w:t>
       </w:r>
     </w:p>
     <w:p>
       <w:r>
-        <w:t>Source file: NYT/22.DOCX</w:t>
+        <w:t>Source file: NYT/39.DOCX</w:t>
       </w:r>
     </w:p>
     <w:p>
@@ -49,42 +49,80 @@
     </w:p>
     <w:p>
       <w:r>
-        <w:t>North Carolina's state elections board settled a deeply partisan battle over this fall's election rules on Thursday, largely rejecting a Republican-led effort to write local voting guidelines that would limit Democratic turnout in a political battleground state.</w:t>
+        <w:t>GREENSBORO, N.C. -- When former Senator John Edwards, a man who reached for the presidency while scrambling to hide a pregnant mistress, heard on Thursday that a federal jury would not convict him on the six corruption charges he faced, he fell back in his chair and closed his eyes.</w:t>
         <w:br/>
-        <w:t xml:space="preserve">The board's decisions could influence the course of voting in a state where races for governor and United States senator are close, and where the two major presidential candidates are said to be dead even. </w:t>
+        <w:t>For just a moment, the man whose most intimate sexual details, lies and bare political ambition had been aired for nearly six weeks in a federal trial, looked as if he might cry.</w:t>
         <w:br/>
-        <w:t xml:space="preserve">  After meeting for more than 11 hours, the Republican-controlled board imposed new election plans that expanded voting hours or added polling places -- or sometimes both -- in 33 of the state's 100 counties. In the vast bulk of the counties, the sole Democratic member on the three-person election board was contesting voting rules that the Republican majority had approved.</w:t>
+        <w:t>Yes, he said as he left the courtroom, he had sinned.</w:t>
         <w:br/>
-        <w:t xml:space="preserve">  The expansion of sites and hours was not uniform. In seven counties, the board approved on party-line votes more restrictive voting plans that local Republicans had devised over Democratic objections.</w:t>
+        <w:t>''I did an awful, awful lot that was wrong,'' he said. ''I am responsible. I don't have to go any further than the mirror. It's me and me alone.''</w:t>
         <w:br/>
-        <w:t xml:space="preserve">  The state board's actions were among a spate of decisions this week affecting voters in the general election. In Washington, a federal appeals court overruled a lower court on Friday, blocking Kansas, Georgia and Alabama from demanding proof of citizenship from residents registering to vote in federal elections. The ruling lifts the citizenship requirement until the ongoing lawsuit over it is decided.</w:t>
+        <w:t>But he was not guilty of using campaign funds to hide those sins, he said.</w:t>
         <w:br/>
-        <w:t xml:space="preserve">  Also on Friday, a host of Democratic organizations said they had secured an agreement from Maricopa County, Ariz., to change policies that caused hourslong waits to cast ballots at metropolitan Phoenix polling places during March's presidential primary. The groups, including Hillary Clinton's presidential campaign, had claimed in a lawsuit in April that county election practices disenfranchised voters, especially minorities.</w:t>
+        <w:t>Certainly, Mr. Edwards has lost in the court of public opinion. But on Thursday he was vindicated, for the moment, by a jury of mostly working class North Carolinians who could not reach a verdict on the five charges of campaign finance fraud and conspiracy he faced.</w:t>
         <w:br/>
-        <w:t xml:space="preserve">  In North Carolina, voting-rights advocates generally praised the state election board's work, although some said the expanded voting plans still fell short of what was needed.</w:t>
+        <w:t>They acquitted him on one, which was based on a $200,000 check that the heiress Rachel Mellon had written him in January 2008, the month he dropped out of the race for the Democratic nomination for president. The result was seen as a setback for the Justice Department's public integrity section, the watchdog agency that has struggled to rebuild itself.</w:t>
         <w:br/>
-        <w:t xml:space="preserve">  ''Over all, it was pretty good,'' said Bob Hall, the executive director of the advocacy group Democracy North Carolina. But he noted that it would take much longer for voters to complete their ballots this fall because the state has abolished straight-ticket voting -- one aspect the United States Court of Appeals for the Fourth Circuit did not rule on in July when it struck down much of North Carolina's 2013 election law.</w:t>
+        <w:t>The Justice Department offered no indication on whether it would retry Mr. Edwards.</w:t>
         <w:br/>
-        <w:t xml:space="preserve">  By law, the state board writes new election rules whenever a county board's members cannot agree. North Carolina's 67 other county boards unanimously approved their election guidelines.</w:t>
+        <w:t>Unless it decides to do so, the verdict and mistrial end one of the most scandalous chapters in the history of presidential campaigning, weaving in a hidden child, an ambitious would-be first lady dying of cancer, secret money from ultrarich supporters and legal scrutiny of the laws that regulate how money given to candidates for office can be used.</w:t>
         <w:br/>
-        <w:t xml:space="preserve">  Thursday's election decisions appeared to end a partisan struggle to shape the election that began in early August, days after the appeals court ruling.</w:t>
+        <w:t>It is unlikely that the verdict will help politicians better interpret the labyrinth of campaign finance law or lead to more gifts to candidates, said Richard L. Hasen, an expert in election law at the University of California, Irvine. ''This is not going to open up a free-for-all where you're going to have the 'super-PAC' billionaires giving large 'gifts' to their candidate friends.'' He noted that the Federal Election Commission has made it clear that it looks critically upon the practice unless there has been a pattern of gift-giving unrelated to campaigns, as with Ms. Mellon to Mr. Edwards.</w:t>
         <w:br/>
-        <w:t xml:space="preserve">  A three-judge panel said the law, which imposed a photo ID requirement and curbed early-voting hours, had targeted mostly Democratic African-American voters ''with almost surgical precision.'' Among other changes, the ruling ordered election boards to restore seven days the law had cut from the state's 17-day early-voting period, which was popular with black voters.</w:t>
+        <w:t>If he were advising candidates, he said, ''I would encourage them to be extremely cautious so as not to get caught up in something which could cause an overzealous prosecutor to try to make a name for himself or herself.''</w:t>
         <w:br/>
-        <w:t xml:space="preserve">  As local election boards began rewriting their election plans to carry out the appeals court ruling, Republican leaders privately urged them in emails to limit voting hours and polling places in areas of heavy Democratic turnout.</w:t>
+        <w:t>The government contended that Mr. Edwards used about $1 million to finance a complex scheme to keep Rielle Hunter, a former campaign videographer with whom he began an extramarital affair in 2006, from his wife and the public while he pursued the presidency.</w:t>
         <w:br/>
-        <w:t xml:space="preserve">  ''We will never discourage anyone from voting,'' read one email from Garry Terry, a Republican congressional district chairman. But ''left unchecked,'' he added, Democrats ''would have early-voting sites at every large gathering place for Democrats.''</w:t>
+        <w:t>The charges were based on how he handled money from Fred Baron, a wealthy Texas lawyer who was Mr. Edward's finance chairman, and Mrs. Mellon, now 101, an heiress to pharmaceutical and banking fortunes with connections to the Kennedy family.</w:t>
         <w:br/>
-        <w:t xml:space="preserve">  Mr. Terry's email, uncovered this month by The Raleigh News &amp; Observer, suggested that election boards limit the extra week of early voting to a single polling place that would be open only during business hours, when working-class Democrats would find it difficult to break away from their jobs.</w:t>
+        <w:t>The jurors, who had deliberated for nine days, were escorted to their cars by federal marshals without comment.</w:t>
         <w:br/>
-        <w:t xml:space="preserve">  Among plans that did precisely that, and which the state elections board rejected, were ones in North Carolina's second-most populous county -- Wake County, which includes the capital, Raleigh -- and in rural Lenoir County, which is heavily Democratic and has a large African-American population. Critics had called the Republican plan there one of the most restrictive of the 33.</w:t>
+        <w:t>Judge Catherine C. Eagles cautioned them against speaking with the news media or even reading or watching much of the coverage for the next few days, saying they would need some time to reconnect with their families.</w:t>
         <w:br/>
-        <w:t xml:space="preserve">  The board also restored Sunday early-voting hours in a number of counties where boards' Republican majorities had removed them, or a Republican board member had protested their inclusion. In many states that allow early voting, churches regularly ferry busloads of African-American voters to the polls after Sunday services.</w:t>
+        <w:t>As she had been through the length of the trial, Judge Eagles was solicitous as she said goodbye. ''You can hold your head up,'' she said.</w:t>
         <w:br/>
-        <w:t xml:space="preserve">  Twenty-two counties will have at least a half day of Sunday voting, one more than during the 2012 presidential election.</w:t>
+        <w:t>Later, in a brief interview, one juror said ''it was real divided'' when asked about the deliberations. She and another juror were at the Charlotte, N.C., airport, on their way to New York for a morning TV appearance.</w:t>
+        <w:br/>
+        <w:t>The jurors came to the judge with a note around 2 p.m. on Thursday saying they had a verdict. The next half-hour was as tense as it had been since testimony began on April 23. Mr. Edwards sat with eyes forward, virtually expressionless. His daughter Cate, who sat behind him for the entire trial, twirled her hair, her foot jiggling. Next to her were his parents, Wallace and Bobbie Edwards, who huddled close and held hands.</w:t>
+        <w:br/>
+        <w:t>Then, after the judge had to send the jury back to their deliberation room to clarify what they meant when they said they had reached a verdict on one count but not the others, they returned and a mistrial was declared.</w:t>
+        <w:br/>
+        <w:t>Mr. Edwards, 58, who by this time knew the tide had turned in his direction, smiled broadly and hugged Cate, then his parents and his legal team.</w:t>
+        <w:br/>
+        <w:t>In front of scores of cameras outside the courtroom, he thanked his family, expressed love for his daughter Cate, 30, who like her father is a lawyer; his other two children, who are school age; as well as his son Wade, who died in a car accident in 1996 when he was 16.</w:t>
+        <w:br/>
+        <w:t>And to the surprise of many, he expressed his love for the daughter he had with Ms. Hunter, ''my precious Quinn,'' whom ''I love more than any of you could ever imagine.''</w:t>
+        <w:br/>
+        <w:t>From the start, when The National Enquirer broke the story that Mr. Edwards had been having an affair, the tale of a family torn apart had been nothing less than cinematic in scope.</w:t>
+        <w:br/>
+        <w:t>The government contended that Ms. Mellon, using a North Carolina interior decorator as a go-between, sent $725,000 to an Edwards aide for what she knew only as a personal problem.</w:t>
+        <w:br/>
+        <w:t>That problem was Ms. Hunter, whose relationship with Mr. Edwards became increasingly apparent to his aides and his wife, Elizabeth, as he traveled with Ms. Hunter around the country campaigning for the Democratic nomination.</w:t>
+        <w:br/>
+        <w:t>Mr. Edwards, prosecutors contended, came up with a scheme. Andrew Young, an aide whom campaign staffers often made fun of as an unreliable Edwards sycophant, would claim paternity, then Mr. Baron would send them underground.</w:t>
+        <w:br/>
+        <w:t>The expensive cross-country odyssey began in December 2007, just before the Iowa caucuses and two months before Ms. Hunter gave birth to their daughter.</w:t>
+        <w:br/>
+        <w:t>Mr. Edwards dropped out of the race in January 2008, and continued to deny the affair until he went public in an ABC interview just before the Democratic nominating convention. But he lied there, too, claiming the affair was over and brief. The interview was the last piece of evidence presented by the prosecution.</w:t>
+        <w:br/>
+        <w:t>Mrs. Edwards, meanwhile, was waging a public battle with cancer and a private battle with Mr. Edwards, who finally, in January 2010, admitted that Quinn -- whose full name is Frances Quinn Hunter -- was his child. Mrs. Edwards died in December 2010.</w:t>
+        <w:br/>
+        <w:t>In a case that had no precedent, the Department of Justice began an investigation aimed at proving Mr. Edwards conspired to secretly use the money to influence the outcome of his presidential bid in violation of the Federal Election Campaign Act, accepting contributions that exceeded campaign finance limits, and causing his campaign to file a false financial disclosure report.</w:t>
+        <w:br/>
+        <w:t>He was indicted in June 2011.</w:t>
+        <w:br/>
+        <w:t>Campaign finance law is ever changing and being reinterpreted, with this case falling on one central question: Were the donations for the sole purpose of influencing the campaign or merely one purpose.</w:t>
+        <w:br/>
+        <w:t>Mr. Edwards's defense centered largely on the argument that the money was simply a way for friends to help him hide the affair from Mrs. Edwards, a woman described during testimony as ''volcanic,'' who once got so distraught she ripped off her shirt and bra in front of staff members and screamed, ''You don't see me anymore!'' at Mr. Edwards.</w:t>
+        <w:br/>
+        <w:t>The defense team, led by Abbe Lowell, spent much of its time on court attacking Mr. Young as a liar who siphoned much of the money to build a dream house and to take trips.</w:t>
+        <w:br/>
+        <w:t>Prosecutors tried to show that Mr. Young and his family were pawns in a game of deception orchestrated by Mr. Edwards.</w:t>
+        <w:br/>
+        <w:t>Mr. Edwards remains free to raise his children, visit Ms. Hunter and Quinn in Charlotte, practice law and ponder the arc of a career that brought him close to the presidency and then, in the end, crashing back down. ''I don't think God's through with me,'' he said ''I really believe he thinks there's still some good things I can do.''</w:t>
         <w:br/>
         <w:br/>
-        <w:t>http://www.nytimes.com/2016/09/10/us/north-carolina-elections-voting-guidelines.html</w:t>
+        <w:t>http://www.nytimes.com</w:t>
         <w:br/>
         <w:br/>
         <w:t>Graphic</w:t>
@@ -92,7 +130,9 @@
         <w:br/>
         <w:t xml:space="preserve"> </w:t>
         <w:br/>
-        <w:t>PHOTO: North Carolina's state elections board expanded voting hours, or increased the number of polling places, in 33 of the state's 100 counties. (PHOTOGRAPH BY GEORGE ETHEREDGE FOR THE NEW YORK TIMES)</w:t>
+        <w:t>PHOTOS: John Edwards with his daughter Cate and his parents at the courthouse. ''I did an awful, awful lot that was wrong,'' he said. (A1)</w:t>
+        <w:br/>
+        <w:t xml:space="preserve"> John Edwards with his daughter after the mistrial was declared. The jury was unable to agree on most of the charges after nine days of deliberations. (PHOTOGRAPHS BY TRAVIS DOVE FOR THE NEW YORK TIMES) (A17)</w:t>
       </w:r>
     </w:p>
     <w:sectPr>

--- a/example_articles/states/North Carolina/3.states_North Carolina_New_York_Times.docx
+++ b/example_articles/states/North Carolina/3.states_North Carolina_New_York_Times.docx
@@ -7,7 +7,7 @@
         <w:pStyle w:val="Heading1"/>
       </w:pPr>
       <w:r>
-        <w:t>Edwards Acquitted on One Count; Mistrial on 5 Others</w:t>
+        <w:t>Man Reaches $25 Million Settlement After 44 Years of Wrongful Imprisonment</w:t>
       </w:r>
     </w:p>
     <w:p>
@@ -17,17 +17,17 @@
     </w:p>
     <w:p>
       <w:r>
-        <w:t>Date: 2012-06-01</w:t>
+        <w:t>Date: 2024-01-11</w:t>
       </w:r>
     </w:p>
     <w:p>
       <w:r>
-        <w:t>Section: Section A; Column 0; National Desk; Pg. 1</w:t>
+        <w:t>Section: US</w:t>
       </w:r>
     </w:p>
     <w:p>
       <w:r>
-        <w:t>Source file: NYT/39.DOCX</w:t>
+        <w:t>Source file: NYT/4.DOCX</w:t>
       </w:r>
     </w:p>
     <w:p>
@@ -49,90 +49,47 @@
     </w:p>
     <w:p>
       <w:r>
-        <w:t>GREENSBORO, N.C. -- When former Senator John Edwards, a man who reached for the presidency while scrambling to hide a pregnant mistress, heard on Thursday that a federal jury would not convict him on the six corruption charges he faced, he fell back in his chair and closed his eyes.</w:t>
+        <w:t>The city of Concord, N.C., acknowledged that "significant errors in judgment and willful misconduct" led to the wrongful conviction of Ronnie Long, 68, on rape and burglary charges.</w:t>
         <w:br/>
-        <w:t>For just a moment, the man whose most intimate sexual details, lies and bare political ambition had been aired for nearly six weeks in a federal trial, looked as if he might cry.</w:t>
+        <w:t>A man who spent 44 years in prison after a jury in North Carolina wrongfully convicted him of raping a woman in 1976 has settled a lawsuit against state and local law enforcement officials for $25 million.</w:t>
         <w:br/>
-        <w:t>Yes, he said as he left the courtroom, he had sinned.</w:t>
+        <w:t>The settlement included a public apology to the man, Ronnie Long, 68, from the city of Concord, N.C., which acknowledged that "significant errors in judgment and willful misconduct" by previous city employees led to his wrongful conviction and imprisonment.</w:t>
         <w:br/>
-        <w:t>''I did an awful, awful lot that was wrong,'' he said. ''I am responsible. I don't have to go any further than the mirror. It's me and me alone.''</w:t>
+        <w:t>"We are deeply remorseful for the past wrongs that caused tremendous harm to Mr. Long, his family, friends and our community," the Concord City Council said in a statement announcing the settlement on Tuesday.</w:t>
         <w:br/>
-        <w:t>But he was not guilty of using campaign funds to hide those sins, he said.</w:t>
+        <w:t>"Mr. Long suffered the extraordinary loss of his freedom and a substantial portion of his life because of this conviction," the statement said. "He wrongly served 44 years, 3 months and 17 days in prison for a crime he did not commit. While there are no measures to fully restore to Mr. Long and his family all that was taken from them, through this agreement we are doing everything in our power to right the past wrongs and take responsibility."</w:t>
         <w:br/>
-        <w:t>Certainly, Mr. Edwards has lost in the court of public opinion. But on Thursday he was vindicated, for the moment, by a jury of mostly working class North Carolinians who could not reach a verdict on the five charges of campaign finance fraud and conspiracy he faced.</w:t>
+        <w:t>Mr. Long had insisted on the public apology, along with the monetary settlement, which includes $22 million from the city and $3 million from the North Carolina State Bureau of Investigation, one of his lawyers, Jamie T. Lau, said on Wednesday.</w:t>
         <w:br/>
-        <w:t>They acquitted him on one, which was based on a $200,000 check that the heiress Rachel Mellon had written him in January 2008, the month he dropped out of the race for the Democratic nomination for president. The result was seen as a setback for the Justice Department's public integrity section, the watchdog agency that has struggled to rebuild itself.</w:t>
+        <w:t>"One of the biggest things for him, even through those 44 years, was to clear not only his name, but his family's name, to make it known that he was not involved in the assault that led to his conviction and to make it known that he came from a good, working-class family in Concord," said Mr. Lau, a supervising attorney at the Duke Law School Wrongful Convictions Clinic, which represented Mr. Long.</w:t>
         <w:br/>
-        <w:t>The Justice Department offered no indication on whether it would retry Mr. Edwards.</w:t>
+        <w:t>Mr. Long was a 21-year-old cement mason with a 2-year-old son when he was convicted on Oct. 1, 1976, of breaking into a home in Concord, about 25 miles northeast of Charlotte, and raping a 54-year-old woman earlier that year. He was sentenced to two concurrent life sentences even though no physical evidence linked him to the crime, his lawyers said.</w:t>
         <w:br/>
-        <w:t>Unless it decides to do so, the verdict and mistrial end one of the most scandalous chapters in the history of presidential campaigning, weaving in a hidden child, an ambitious would-be first lady dying of cancer, secret money from ultrarich supporters and legal scrutiny of the laws that regulate how money given to candidates for office can be used.</w:t>
+        <w:t>Mr. Long's lawyers said the Concord police had been under pressure to close the case in part because the victim's late husband had been an executive at a local textile company, Cannon Mills, which had offered a $10,000 reward for information leading to an arrest.</w:t>
         <w:br/>
-        <w:t>It is unlikely that the verdict will help politicians better interpret the labyrinth of campaign finance law or lead to more gifts to candidates, said Richard L. Hasen, an expert in election law at the University of California, Irvine. ''This is not going to open up a free-for-all where you're going to have the 'super-PAC' billionaires giving large 'gifts' to their candidate friends.'' He noted that the Federal Election Commission has made it clear that it looks critically upon the practice unless there has been a pattern of gift-giving unrelated to campaigns, as with Ms. Mellon to Mr. Edwards.</w:t>
+        <w:t>The victim had identified Mr. Long as her attacker, but only after the police brought her into a courtroom in a wig and glasses to watch as Mr. Long faced a bogus charge of trespassing in a city park, according to court documents, a process that his lawyers said was highly suggestive.</w:t>
         <w:br/>
-        <w:t>If he were advising candidates, he said, ''I would encourage them to be extremely cautious so as not to get caught up in something which could cause an overzealous prosecutor to try to make a name for himself or herself.''</w:t>
+        <w:t>Mr. Long, who is Black, has dark skin, and the victim, who was white, had previously described her attacker as a "yellow- or really light-skinned Black male," Mr. Long's lawyers said.</w:t>
         <w:br/>
-        <w:t>The government contended that Mr. Edwards used about $1 million to finance a complex scheme to keep Rielle Hunter, a former campaign videographer with whom he began an extramarital affair in 2006, from his wife and the public while he pursued the presidency.</w:t>
+        <w:t>The police hid evidence from Mr. Long's trial lawyers that would have undercut the courtroom identification, according to a lawsuit that Mr. Long filed against the city in 2021. That evidence included hair and more than 40 fingerprints found at the crime scene that did not match Mr. Long's, the lawsuit said.</w:t>
         <w:br/>
-        <w:t>The charges were based on how he handled money from Fred Baron, a wealthy Texas lawyer who was Mr. Edward's finance chairman, and Mrs. Mellon, now 101, an heiress to pharmaceutical and banking fortunes with connections to the Kennedy family.</w:t>
+        <w:t>Before the trial, the Cabarrus County sheriff, the Concord police chief and some of his officers also personally vetted the jury rolls to weed out "undesirables," according to Mr. Long's lawsuit. As a result, there were only four Black people in the pool of 99 prospective jurors that Mr. Long's trial team reviewed, the lawsuit said. None were seated.</w:t>
         <w:br/>
-        <w:t>The jurors, who had deliberated for nine days, were escorted to their cars by federal marshals without comment.</w:t>
+        <w:t>Three members of the all-white jury worked for Cannon Mills, and a fourth was married to a Cannon Mills employee, Mr. Long's lawsuit said.</w:t>
         <w:br/>
-        <w:t>Judge Catherine C. Eagles cautioned them against speaking with the news media or even reading or watching much of the coverage for the next few days, saying they would need some time to reconnect with their families.</w:t>
+        <w:t>Mr. Long "was targeted by police, the police manufactured a jury pool to ensure his conviction and, when the evidence indicated they had the wrong person, they just lied about it or made it disappear," Mr. Lau said.</w:t>
         <w:br/>
-        <w:t>As she had been through the length of the trial, Judge Eagles was solicitous as she said goodbye. ''You can hold your head up,'' she said.</w:t>
+        <w:t>In August 2020, days after a federal appeals court ruled that Mr. Long's due process rights had been violated at his trial, a judge dismissed Mr. Long's conviction on rape and burglary charges.</w:t>
         <w:br/>
-        <w:t>Later, in a brief interview, one juror said ''it was real divided'' when asked about the deliberations. She and another juror were at the Charlotte, N.C., airport, on their way to New York for a morning TV appearance.</w:t>
+        <w:t>Mr. Long, who had spent more than 40 years trying to prove his innocence, was released from the Albemarle Correctional Institution in New London, N.C.</w:t>
         <w:br/>
-        <w:t>The jurors came to the judge with a note around 2 p.m. on Thursday saying they had a verdict. The next half-hour was as tense as it had been since testimony began on April 23. Mr. Edwards sat with eyes forward, virtually expressionless. His daughter Cate, who sat behind him for the entire trial, twirled her hair, her foot jiggling. Next to her were his parents, Wallace and Bobbie Edwards, who huddled close and held hands.</w:t>
+        <w:t>In December 2020, Gov. Roy Cooper of North Carolina, a Democrat, granted Mr. Long a pardon. The pardon qualified Mr. Long to receive $750,000 from the state, which he used to buy a house with his wife, Ashley Long, whom he had met and married while in prison, Mr. Lau said.</w:t>
         <w:br/>
-        <w:t>Then, after the judge had to send the jury back to their deliberation room to clarify what they meant when they said they had reached a verdict on one count but not the others, they returned and a mistrial was declared.</w:t>
+        <w:t>The two are now planning to celebrate their 10th wedding anniversary, said Sonya Pfeiffer, one of Mr. Long's lawyers. While the settlement will help them financially, "what it doesn't give him is any of the life he lost," Ms. Pfeiffer said, including time with his parents, who died while he was in prison.</w:t>
         <w:br/>
-        <w:t>Mr. Edwards, 58, who by this time knew the tide had turned in his direction, smiled broadly and hugged Cate, then his parents and his legal team.</w:t>
+        <w:t>"He wanted to repair what had been done to him and repair that legacy that had been damaged and ripped from the family," she said. The settlement, she added, "is a critical step to healing and a start to restoring the name."</w:t>
         <w:br/>
-        <w:t>In front of scores of cameras outside the courtroom, he thanked his family, expressed love for his daughter Cate, 30, who like her father is a lawyer; his other two children, who are school age; as well as his son Wade, who died in a car accident in 1996 when he was 16.</w:t>
-        <w:br/>
-        <w:t>And to the surprise of many, he expressed his love for the daughter he had with Ms. Hunter, ''my precious Quinn,'' whom ''I love more than any of you could ever imagine.''</w:t>
-        <w:br/>
-        <w:t>From the start, when The National Enquirer broke the story that Mr. Edwards had been having an affair, the tale of a family torn apart had been nothing less than cinematic in scope.</w:t>
-        <w:br/>
-        <w:t>The government contended that Ms. Mellon, using a North Carolina interior decorator as a go-between, sent $725,000 to an Edwards aide for what she knew only as a personal problem.</w:t>
-        <w:br/>
-        <w:t>That problem was Ms. Hunter, whose relationship with Mr. Edwards became increasingly apparent to his aides and his wife, Elizabeth, as he traveled with Ms. Hunter around the country campaigning for the Democratic nomination.</w:t>
-        <w:br/>
-        <w:t>Mr. Edwards, prosecutors contended, came up with a scheme. Andrew Young, an aide whom campaign staffers often made fun of as an unreliable Edwards sycophant, would claim paternity, then Mr. Baron would send them underground.</w:t>
-        <w:br/>
-        <w:t>The expensive cross-country odyssey began in December 2007, just before the Iowa caucuses and two months before Ms. Hunter gave birth to their daughter.</w:t>
-        <w:br/>
-        <w:t>Mr. Edwards dropped out of the race in January 2008, and continued to deny the affair until he went public in an ABC interview just before the Democratic nominating convention. But he lied there, too, claiming the affair was over and brief. The interview was the last piece of evidence presented by the prosecution.</w:t>
-        <w:br/>
-        <w:t>Mrs. Edwards, meanwhile, was waging a public battle with cancer and a private battle with Mr. Edwards, who finally, in January 2010, admitted that Quinn -- whose full name is Frances Quinn Hunter -- was his child. Mrs. Edwards died in December 2010.</w:t>
-        <w:br/>
-        <w:t>In a case that had no precedent, the Department of Justice began an investigation aimed at proving Mr. Edwards conspired to secretly use the money to influence the outcome of his presidential bid in violation of the Federal Election Campaign Act, accepting contributions that exceeded campaign finance limits, and causing his campaign to file a false financial disclosure report.</w:t>
-        <w:br/>
-        <w:t>He was indicted in June 2011.</w:t>
-        <w:br/>
-        <w:t>Campaign finance law is ever changing and being reinterpreted, with this case falling on one central question: Were the donations for the sole purpose of influencing the campaign or merely one purpose.</w:t>
-        <w:br/>
-        <w:t>Mr. Edwards's defense centered largely on the argument that the money was simply a way for friends to help him hide the affair from Mrs. Edwards, a woman described during testimony as ''volcanic,'' who once got so distraught she ripped off her shirt and bra in front of staff members and screamed, ''You don't see me anymore!'' at Mr. Edwards.</w:t>
-        <w:br/>
-        <w:t>The defense team, led by Abbe Lowell, spent much of its time on court attacking Mr. Young as a liar who siphoned much of the money to build a dream house and to take trips.</w:t>
-        <w:br/>
-        <w:t>Prosecutors tried to show that Mr. Young and his family were pawns in a game of deception orchestrated by Mr. Edwards.</w:t>
-        <w:br/>
-        <w:t>Mr. Edwards remains free to raise his children, visit Ms. Hunter and Quinn in Charlotte, practice law and ponder the arc of a career that brought him close to the presidency and then, in the end, crashing back down. ''I don't think God's through with me,'' he said ''I really believe he thinks there's still some good things I can do.''</w:t>
-        <w:br/>
-        <w:br/>
-        <w:t>http://www.nytimes.com</w:t>
-        <w:br/>
-        <w:br/>
-        <w:t>Graphic</w:t>
-        <w:br/>
-        <w:br/>
-        <w:t xml:space="preserve"> </w:t>
-        <w:br/>
-        <w:t>PHOTOS: John Edwards with his daughter Cate and his parents at the courthouse. ''I did an awful, awful lot that was wrong,'' he said. (A1)</w:t>
-        <w:br/>
-        <w:t xml:space="preserve"> John Edwards with his daughter after the mistrial was declared. The jury was unable to agree on most of the charges after nine days of deliberations. (PHOTOGRAPHS BY TRAVIS DOVE FOR THE NEW YORK TIMES) (A17)</w:t>
+        <w:t>This article appeared in print on page A13.</w:t>
       </w:r>
     </w:p>
     <w:sectPr>
